--- a/public/Mandat.docx
+++ b/public/Mandat.docx
@@ -401,16 +401,7 @@
           <w:sz w:val="20"/>
           <w:szCs w:val="20"/>
         </w:rPr>
-        <w:t>pays</w:t>
-      </w:r>
-      <w:r>
-        <w:rPr>
-          <w:rStyle w:val="CharacterStyle6"/>
-          <w:color w:val="auto"/>
-          <w:sz w:val="20"/>
-          <w:szCs w:val="20"/>
-        </w:rPr>
-        <w:t>}</w:t>
+        <w:t>pays}</w:t>
       </w:r>
     </w:p>
     <w:p>
@@ -455,7 +446,7 @@
           <w:sz w:val="20"/>
           <w:szCs w:val="20"/>
         </w:rPr>
-        <w:t>bic</w:t>
+        <w:t>rib</w:t>
       </w:r>
       <w:r>
         <w:rPr>
@@ -509,7 +500,7 @@
           <w:sz w:val="20"/>
           <w:szCs w:val="20"/>
         </w:rPr>
-        <w:t>rib</w:t>
+        <w:t>bic</w:t>
       </w:r>
       <w:r>
         <w:rPr>

--- a/public/Mandat.docx
+++ b/public/Mandat.docx
@@ -308,7 +308,7 @@
     <w:p>
       <w:pPr>
         <w:pStyle w:val="ParagraphStyle10"/>
-        <w:framePr w:w="6799" w:h="211" w:hRule="exact" w:wrap="none" w:vAnchor="page" w:hAnchor="margin" w:x="2519" w:y="5231"/>
+        <w:framePr w:w="6799" w:h="211" w:hRule="exact" w:wrap="none" w:vAnchor="page" w:hAnchor="page" w:x="3531" w:y="5576"/>
         <w:rPr>
           <w:rStyle w:val="CharacterStyle6"/>
           <w:color w:val="auto"/>
@@ -347,7 +347,7 @@
     <w:p>
       <w:pPr>
         <w:pStyle w:val="ParagraphStyle10"/>
-        <w:framePr w:w="1180" w:h="211" w:hRule="exact" w:wrap="none" w:vAnchor="page" w:hAnchor="margin" w:x="2519" w:y="5515"/>
+        <w:framePr w:w="1180" w:h="211" w:hRule="exact" w:wrap="none" w:vAnchor="page" w:hAnchor="page" w:x="3571" w:y="5836"/>
         <w:rPr>
           <w:rStyle w:val="CharacterStyle6"/>
         </w:rPr>
@@ -1090,6 +1090,55 @@
         <w:t>Vos droits concernant le présent mandat sont expliqués dans un document que vous pouvez obtenir auprès de votre banque.</w:t>
       </w:r>
     </w:p>
+    <w:tbl>
+      <w:tblPr>
+        <w:tblStyle w:val="Grilledutableau"/>
+        <w:tblpPr w:leftFromText="141" w:rightFromText="141" w:vertAnchor="page" w:horzAnchor="page" w:tblpX="3536" w:tblpY="5266"/>
+        <w:tblW w:w="0" w:type="auto"/>
+        <w:tblLook w:val="04A0" w:firstRow="1" w:lastRow="0" w:firstColumn="1" w:lastColumn="0" w:noHBand="0" w:noVBand="1"/>
+      </w:tblPr>
+      <w:tblGrid>
+        <w:gridCol w:w="6683"/>
+      </w:tblGrid>
+      <w:tr>
+        <w:trPr>
+          <w:trHeight w:val="236"/>
+        </w:trPr>
+        <w:tc>
+          <w:tcPr>
+            <w:tcW w:w="6683" w:type="dxa"/>
+            <w:tcBorders>
+              <w:top w:val="nil"/>
+              <w:left w:val="nil"/>
+              <w:bottom w:val="nil"/>
+              <w:right w:val="nil"/>
+            </w:tcBorders>
+          </w:tcPr>
+          <w:p>
+            <w:pPr>
+              <w:pStyle w:val="ParagraphStyle10"/>
+              <w:tabs>
+                <w:tab w:val="left" w:pos="1085"/>
+              </w:tabs>
+              <w:rPr>
+                <w:rStyle w:val="CharacterStyle17"/>
+                <w:color w:val="auto"/>
+                <w:sz w:val="20"/>
+                <w:szCs w:val="20"/>
+              </w:rPr>
+            </w:pPr>
+            <w:r>
+              <w:rPr>
+                <w:rFonts w:ascii="Microsoft Sans Serif" w:eastAsia="Microsoft Sans Serif" w:hAnsi="Microsoft Sans Serif" w:cs="Microsoft Sans Serif"/>
+                <w:noProof/>
+                <w:sz w:val="20"/>
+              </w:rPr>
+              <w:t>{adresse_complement}</w:t>
+            </w:r>
+          </w:p>
+        </w:tc>
+      </w:tr>
+    </w:tbl>
     <w:p>
       <w:pPr>
         <w:pStyle w:val="ParagraphStyle22"/>
@@ -1988,6 +2037,22 @@
       </w:tblBorders>
     </w:tblPr>
   </w:style>
+  <w:style w:type="table" w:styleId="Grilledutableau">
+    <w:name w:val="Table Grid"/>
+    <w:basedOn w:val="TableauNormal"/>
+    <w:uiPriority w:val="39"/>
+    <w:rsid w:val="002024DF"/>
+    <w:tblPr>
+      <w:tblBorders>
+        <w:top w:val="single" w:sz="4" w:space="0" w:color="auto"/>
+        <w:left w:val="single" w:sz="4" w:space="0" w:color="auto"/>
+        <w:bottom w:val="single" w:sz="4" w:space="0" w:color="auto"/>
+        <w:right w:val="single" w:sz="4" w:space="0" w:color="auto"/>
+        <w:insideH w:val="single" w:sz="4" w:space="0" w:color="auto"/>
+        <w:insideV w:val="single" w:sz="4" w:space="0" w:color="auto"/>
+      </w:tblBorders>
+    </w:tblPr>
+  </w:style>
 </w:styles>
 </file>
 
